--- a/specs/01-empleados.docx
+++ b/specs/01-empleados.docx
@@ -2384,28 +2384,71 @@
         <w:rPr>
           <w:rStyle w:val="VerbatimChar"/>
         </w:rPr>
+        <w:t xml:space="preserve">id_jornada</w:t>
+      </w:r>
+      <w:r>
+        <w:t xml:space="preserve"> </w:t>
+      </w:r>
+      <w:r>
+        <w:t xml:space="preserve">| FK de la jornada laboral; alimenta la relación</w:t>
+      </w:r>
+      <w:r>
+        <w:t xml:space="preserve"> </w:t>
+      </w:r>
+      <w:r>
+        <w:rPr>
+          <w:rStyle w:val="VerbatimChar"/>
+        </w:rPr>
+        <w:t xml:space="preserve">jornada()</w:t>
+      </w:r>
+      <w:r>
+        <w:t xml:space="preserve"> </w:t>
+      </w:r>
+      <w:r>
+        <w:t xml:space="preserve">(Permisos / Horas Extras).</w:t>
+      </w:r>
+      <w:r>
+        <w:t xml:space="preserve"> </w:t>
+      </w:r>
+      <w:r>
+        <w:rPr>
+          <w:rStyle w:val="VerbatimChar"/>
+        </w:rPr>
         <w:t xml:space="preserve">jornada_id</w:t>
       </w:r>
       <w:r>
         <w:t xml:space="preserve"> </w:t>
       </w:r>
       <w:r>
-        <w:t xml:space="preserve">/</w:t>
-      </w:r>
-      <w:r>
-        <w:t xml:space="preserve"> </w:t>
-      </w:r>
-      <w:r>
-        <w:rPr>
-          <w:rStyle w:val="VerbatimChar"/>
-        </w:rPr>
-        <w:t xml:space="preserve">id_jornada</w:t>
-      </w:r>
-      <w:r>
-        <w:t xml:space="preserve"> </w:t>
-      </w:r>
-      <w:r>
-        <w:t xml:space="preserve">| Ambas columnas existen; el código escribe las dos. |</w:t>
+        <w:t xml:space="preserve">es una columna duplicada que</w:t>
+      </w:r>
+      <w:r>
+        <w:t xml:space="preserve"> </w:t>
+      </w:r>
+      <w:r>
+        <w:rPr>
+          <w:b/>
+          <w:bCs/>
+        </w:rPr>
+        <w:t xml:space="preserve">ya no se escribe</w:t>
+      </w:r>
+      <w:r>
+        <w:t xml:space="preserve"> </w:t>
+      </w:r>
+      <w:r>
+        <w:t xml:space="preserve">(2026-09-01) y quedaba siempre en</w:t>
+      </w:r>
+      <w:r>
+        <w:t xml:space="preserve"> </w:t>
+      </w:r>
+      <w:r>
+        <w:rPr>
+          <w:rStyle w:val="VerbatimChar"/>
+        </w:rPr>
+        <w:t xml:space="preserve">null</w:t>
+      </w:r>
+      <w:r>
+        <w:t xml:space="preserve">. |</w:t>
       </w:r>
       <w:r>
         <w:t xml:space="preserve"> </w:t>
@@ -4568,7 +4611,7 @@
           <w:b/>
           <w:bCs/>
         </w:rPr>
-        <w:t xml:space="preserve">RN-03</w:t>
+        <w:t xml:space="preserve">RN-03 (2026-09-01)</w:t>
       </w:r>
       <w:r>
         <w:t xml:space="preserve"> </w:t>
@@ -4589,19 +4632,110 @@
         <w:t xml:space="preserve"> </w:t>
       </w:r>
       <w:r>
-        <w:t xml:space="preserve">se genera como</w:t>
-      </w:r>
-      <w:r>
-        <w:t xml:space="preserve"> </w:t>
-      </w:r>
-      <w:r>
-        <w:rPr>
-          <w:rStyle w:val="VerbatimChar"/>
-        </w:rPr>
-        <w:t xml:space="preserve">str_pad(max(id_emp)+1, 5, '0')</w:t>
-      </w:r>
-      <w:r>
-        <w:t xml:space="preserve">.</w:t>
+        <w:t xml:space="preserve">lo genera</w:t>
+      </w:r>
+      <w:r>
+        <w:t xml:space="preserve"> </w:t>
+      </w:r>
+      <w:r>
+        <w:rPr>
+          <w:rStyle w:val="VerbatimChar"/>
+        </w:rPr>
+        <w:t xml:space="preserve">Empleado::generarSiguienteId()</w:t>
+      </w:r>
+      <w:r>
+        <w:t xml:space="preserve"> </w:t>
+      </w:r>
+      <w:r>
+        <w:t xml:space="preserve">(método estático del</w:t>
+      </w:r>
+      <w:r>
+        <w:t xml:space="preserve"> </w:t>
+      </w:r>
+      <w:r>
+        <w:t xml:space="preserve">modelo) usando</w:t>
+      </w:r>
+      <w:r>
+        <w:t xml:space="preserve"> </w:t>
+      </w:r>
+      <w:r>
+        <w:rPr>
+          <w:rStyle w:val="VerbatimChar"/>
+        </w:rPr>
+        <w:t xml:space="preserve">pg_advisory_xact_lock()</w:t>
+      </w:r>
+      <w:r>
+        <w:t xml:space="preserve"> </w:t>
+      </w:r>
+      <w:r>
+        <w:t xml:space="preserve">para serializar la generación entre transacciones</w:t>
+      </w:r>
+      <w:r>
+        <w:t xml:space="preserve"> </w:t>
+      </w:r>
+      <w:r>
+        <w:t xml:space="preserve">concurrentes.</w:t>
+      </w:r>
+      <w:r>
+        <w:t xml:space="preserve"> </w:t>
+      </w:r>
+      <w:r>
+        <w:rPr>
+          <w:b/>
+          <w:bCs/>
+        </w:rPr>
+        <w:t xml:space="preserve">Debe llamarse dentro de una transacción activa</w:t>
+      </w:r>
+      <w:r>
+        <w:t xml:space="preserve">; por eso</w:t>
+      </w:r>
+      <w:r>
+        <w:t xml:space="preserve"> </w:t>
+      </w:r>
+      <w:r>
+        <w:rPr>
+          <w:rStyle w:val="VerbatimChar"/>
+        </w:rPr>
+        <w:t xml:space="preserve">store()</w:t>
+      </w:r>
+      <w:r>
+        <w:t xml:space="preserve"> </w:t>
+      </w:r>
+      <w:r>
+        <w:t xml:space="preserve">ahora envuelve</w:t>
+      </w:r>
+      <w:r>
+        <w:t xml:space="preserve"> </w:t>
+      </w:r>
+      <w:r>
+        <w:t xml:space="preserve">toda la creación en</w:t>
+      </w:r>
+      <w:r>
+        <w:t xml:space="preserve"> </w:t>
+      </w:r>
+      <w:r>
+        <w:rPr>
+          <w:rStyle w:val="VerbatimChar"/>
+        </w:rPr>
+        <w:t xml:space="preserve">DB::transaction()</w:t>
+      </w:r>
+      <w:r>
+        <w:t xml:space="preserve">. Antes:</w:t>
+      </w:r>
+      <w:r>
+        <w:t xml:space="preserve"> </w:t>
+      </w:r>
+      <w:r>
+        <w:rPr>
+          <w:rStyle w:val="VerbatimChar"/>
+        </w:rPr>
+        <w:t xml:space="preserve">orderByRaw('id_emp DESC')-&gt;value('id_emp') + 1</w:t>
+      </w:r>
+      <w:r>
+        <w:t xml:space="preserve"> </w:t>
+      </w:r>
+      <w:r>
+        <w:t xml:space="preserve">sin bloqueo → dos altas simultáneas podían chocar contra la PK.</w:t>
       </w:r>
     </w:p>
     <w:p>
@@ -5830,7 +5964,7 @@
           <w:b/>
           <w:bCs/>
         </w:rPr>
-        <w:t xml:space="preserve">RN-20</w:t>
+        <w:t xml:space="preserve">RN-20 (2026-09-01)</w:t>
       </w:r>
       <w:r>
         <w:t xml:space="preserve"> </w:t>
@@ -5851,19 +5985,16 @@
         <w:t xml:space="preserve"> </w:t>
       </w:r>
       <w:r>
-        <w:t xml:space="preserve">solo hace</w:t>
-      </w:r>
-      <w:r>
-        <w:t xml:space="preserve"> </w:t>
-      </w:r>
-      <w:r>
-        <w:rPr>
-          <w:rStyle w:val="VerbatimChar"/>
-        </w:rPr>
-        <w:t xml:space="preserve">update(['estado' =&gt; 'INACTIVO'])</w:t>
-      </w:r>
-      <w:r>
-        <w:t xml:space="preserve">.</w:t>
+        <w:t xml:space="preserve">hace</w:t>
+      </w:r>
+      <w:r>
+        <w:t xml:space="preserve"> </w:t>
+      </w:r>
+      <w:r>
+        <w:rPr>
+          <w:rStyle w:val="VerbatimChar"/>
+        </w:rPr>
+        <w:t xml:space="preserve">estado = 'INACTIVO'</w:t>
       </w:r>
       <w:r>
         <w:t xml:space="preserve"> </w:t>
@@ -5873,56 +6004,116 @@
           <w:b/>
           <w:bCs/>
         </w:rPr>
+        <w:t xml:space="preserve">y</w:t>
+      </w:r>
+      <w:r>
+        <w:rPr>
+          <w:b/>
+          <w:bCs/>
+        </w:rPr>
+        <w:t xml:space="preserve"> </w:t>
+      </w:r>
+      <w:r>
+        <w:rPr>
+          <w:rStyle w:val="VerbatimChar"/>
+          <w:b/>
+          <w:bCs/>
+        </w:rPr>
+        <w:t xml:space="preserve">estado_puesto = 'DISPONIBLE'</w:t>
+      </w:r>
+      <w:r>
+        <w:t xml:space="preserve"> </w:t>
+      </w:r>
+      <w:r>
+        <w:t xml:space="preserve">(coherente con</w:t>
+      </w:r>
+      <w:r>
+        <w:t xml:space="preserve"> </w:t>
+      </w:r>
+      <w:r>
+        <w:rPr>
+          <w:rStyle w:val="VerbatimChar"/>
+        </w:rPr>
+        <w:t xml:space="preserve">update</w:t>
+      </w:r>
+      <w:r>
+        <w:t xml:space="preserve">, RN-14), y</w:t>
+      </w:r>
+      <w:r>
+        <w:t xml:space="preserve"> </w:t>
+      </w:r>
+      <w:r>
+        <w:t xml:space="preserve">registra auditoría</w:t>
+      </w:r>
+      <w:r>
+        <w:t xml:space="preserve"> </w:t>
+      </w:r>
+      <w:r>
+        <w:rPr>
+          <w:rStyle w:val="VerbatimChar"/>
+        </w:rPr>
+        <w:t xml:space="preserve">DESACTIVAR</w:t>
+      </w:r>
+      <w:r>
+        <w:t xml:space="preserve"> </w:t>
+      </w:r>
+      <w:r>
+        <w:t xml:space="preserve">en</w:t>
+      </w:r>
+      <w:r>
+        <w:t xml:space="preserve"> </w:t>
+      </w:r>
+      <w:r>
+        <w:rPr>
+          <w:rStyle w:val="VerbatimChar"/>
+        </w:rPr>
+        <w:t xml:space="preserve">nom_auditoria_log</w:t>
+      </w:r>
+      <w:r>
+        <w:t xml:space="preserve">.</w:t>
+      </w:r>
+      <w:r>
+        <w:t xml:space="preserve"> </w:t>
+      </w:r>
+      <w:r>
+        <w:rPr>
+          <w:b/>
+          <w:bCs/>
+        </w:rPr>
         <w:t xml:space="preserve">No borra la fila.</w:t>
       </w:r>
       <w:r>
         <w:t xml:space="preserve"> </w:t>
       </w:r>
       <w:r>
-        <w:t xml:space="preserve">No fuerza</w:t>
-      </w:r>
-      <w:r>
-        <w:t xml:space="preserve"> </w:t>
-      </w:r>
-      <w:r>
-        <w:rPr>
-          <w:rStyle w:val="VerbatimChar"/>
-        </w:rPr>
-        <w:t xml:space="preserve">estado_puesto</w:t>
-      </w:r>
-      <w:r>
-        <w:t xml:space="preserve"> </w:t>
-      </w:r>
-      <w:r>
-        <w:t xml:space="preserve">(a diferencia de</w:t>
-      </w:r>
-      <w:r>
-        <w:t xml:space="preserve"> </w:t>
-      </w:r>
-      <w:r>
-        <w:rPr>
-          <w:rStyle w:val="VerbatimChar"/>
-        </w:rPr>
-        <w:t xml:space="preserve">update</w:t>
-      </w:r>
-      <w:r>
-        <w:t xml:space="preserve">) ni audita explícitamente</w:t>
-      </w:r>
-      <w:r>
-        <w:t xml:space="preserve"> </w:t>
-      </w:r>
-      <w:r>
-        <w:t xml:space="preserve">en este método.</w:t>
-      </w:r>
-      <w:r>
-        <w:t xml:space="preserve"> </w:t>
-      </w:r>
-      <w:r>
-        <w:rPr>
-          <w:i/>
-          <w:iCs/>
-        </w:rPr>
-        <w:t xml:space="preserve">(Deuda: incoherencia con RN-14; ver §10.)</w:t>
+        <w:t xml:space="preserve">Antes solo cambiaba</w:t>
+      </w:r>
+      <w:r>
+        <w:t xml:space="preserve"> </w:t>
+      </w:r>
+      <w:r>
+        <w:rPr>
+          <w:rStyle w:val="VerbatimChar"/>
+        </w:rPr>
+        <w:t xml:space="preserve">estado</w:t>
+      </w:r>
+      <w:r>
+        <w:t xml:space="preserve"> </w:t>
+      </w:r>
+      <w:r>
+        <w:t xml:space="preserve">y no auditaba — un empleado desactivado por aquí no aparecía en</w:t>
+      </w:r>
+      <w:r>
+        <w:t xml:space="preserve"> </w:t>
+      </w:r>
+      <w:r>
+        <w:rPr>
+          <w:rStyle w:val="VerbatimChar"/>
+        </w:rPr>
+        <w:t xml:space="preserve">partidasVacantes()</w:t>
+      </w:r>
+      <w:r>
+        <w:t xml:space="preserve">.</w:t>
       </w:r>
     </w:p>
     <w:bookmarkEnd w:id="19"/>
@@ -6980,7 +7171,7 @@
           <w:b/>
           <w:bCs/>
         </w:rPr>
-        <w:t xml:space="preserve">RN-35</w:t>
+        <w:t xml:space="preserve">RN-35 (2026-09-01)</w:t>
       </w:r>
       <w:r>
         <w:t xml:space="preserve"> </w:t>
@@ -7002,67 +7193,82 @@
       </w:r>
       <w:r>
         <w:t xml:space="preserve"> </w:t>
-      </w:r>
-      <w:r>
-        <w:rPr>
-          <w:rStyle w:val="VerbatimChar"/>
-        </w:rPr>
-        <w:t xml:space="preserve">sustituta_alfresco_id</w:t>
-      </w:r>
-      <w:r>
-        <w:t xml:space="preserve"> </w:t>
-      </w:r>
-      <w:r>
-        <w:t xml:space="preserve">+</w:t>
-      </w:r>
-      <w:r>
-        <w:t xml:space="preserve"> </w:t>
-      </w:r>
-      <w:r>
-        <w:rPr>
-          <w:rStyle w:val="VerbatimChar"/>
-        </w:rPr>
-        <w:t xml:space="preserve">sustituta_nombre_archivo</w:t>
-      </w:r>
-      <w:r>
-        <w:t xml:space="preserve"> </w:t>
-      </w:r>
-      <w:r>
-        <w:t xml:space="preserve">(</w:t>
       </w:r>
       <w:r>
         <w:rPr>
           <w:b/>
           <w:bCs/>
         </w:rPr>
-        <w:t xml:space="preserve">no</w:t>
-      </w:r>
-      <w:r>
-        <w:t xml:space="preserve"> </w:t>
-      </w:r>
-      <w:r>
-        <w:t xml:space="preserve">cambia</w:t>
-      </w:r>
-      <w:r>
-        <w:t xml:space="preserve"> </w:t>
-      </w:r>
-      <w:r>
-        <w:rPr>
-          <w:rStyle w:val="VerbatimChar"/>
-        </w:rPr>
-        <w:t xml:space="preserve">tiene_persona_sustituta</w:t>
-      </w:r>
-      <w:r>
-        <w:t xml:space="preserve"> </w:t>
-      </w:r>
-      <w:r>
-        <w:t xml:space="preserve">ni</w:t>
-      </w:r>
-      <w:r>
-        <w:t xml:space="preserve"> </w:t>
-      </w:r>
-      <w:r>
-        <w:t xml:space="preserve">la fecha de caducidad — deuda menor, §10).</w:t>
+        <w:t xml:space="preserve">los 4 campos juntos</w:t>
+      </w:r>
+      <w:r>
+        <w:t xml:space="preserve">:</w:t>
+      </w:r>
+      <w:r>
+        <w:t xml:space="preserve"> </w:t>
+      </w:r>
+      <w:r>
+        <w:rPr>
+          <w:rStyle w:val="VerbatimChar"/>
+        </w:rPr>
+        <w:t xml:space="preserve">sustituta_alfresco_id</w:t>
+      </w:r>
+      <w:r>
+        <w:t xml:space="preserve">,</w:t>
+      </w:r>
+      <w:r>
+        <w:t xml:space="preserve"> </w:t>
+      </w:r>
+      <w:r>
+        <w:rPr>
+          <w:rStyle w:val="VerbatimChar"/>
+        </w:rPr>
+        <w:t xml:space="preserve">sustituta_nombre_archivo</w:t>
+      </w:r>
+      <w:r>
+        <w:t xml:space="preserve">,</w:t>
+      </w:r>
+      <w:r>
+        <w:t xml:space="preserve"> </w:t>
+      </w:r>
+      <w:r>
+        <w:rPr>
+          <w:rStyle w:val="VerbatimChar"/>
+        </w:rPr>
+        <w:t xml:space="preserve">tiene_persona_sustituta = false</w:t>
+      </w:r>
+      <w:r>
+        <w:t xml:space="preserve">,</w:t>
+      </w:r>
+      <w:r>
+        <w:t xml:space="preserve"> </w:t>
+      </w:r>
+      <w:r>
+        <w:rPr>
+          <w:rStyle w:val="VerbatimChar"/>
+        </w:rPr>
+        <w:t xml:space="preserve">sustituta_fecha_caducidad = null</w:t>
+      </w:r>
+      <w:r>
+        <w:t xml:space="preserve">. Antes solo limpiaba los dos</w:t>
+      </w:r>
+      <w:r>
+        <w:t xml:space="preserve"> </w:t>
+      </w:r>
+      <w:r>
+        <w:t xml:space="preserve">primeros y la ficha quedaba diciendo</w:t>
+      </w:r>
+      <w:r>
+        <w:t xml:space="preserve"> </w:t>
+      </w:r>
+      <w:r>
+        <w:t xml:space="preserve">“tiene persona sustituta”</w:t>
+      </w:r>
+      <w:r>
+        <w:t xml:space="preserve"> </w:t>
+      </w:r>
+      <w:r>
+        <w:t xml:space="preserve">sin documento.</w:t>
       </w:r>
     </w:p>
     <w:bookmarkEnd w:id="24"/>
@@ -7785,7 +7991,7 @@
           <w:b/>
           <w:bCs/>
         </w:rPr>
-        <w:t xml:space="preserve">RN-46</w:t>
+        <w:t xml:space="preserve">RN-46 (2026-09-02)</w:t>
       </w:r>
       <w:r>
         <w:t xml:space="preserve"> </w:t>
@@ -7848,10 +8054,7 @@
         <w:t xml:space="preserve">partida_individual</w:t>
       </w:r>
       <w:r>
-        <w:t xml:space="preserve"> </w:t>
-      </w:r>
-      <w:r>
-        <w:t xml:space="preserve">(col. índice 0),</w:t>
+        <w:t xml:space="preserve">,</w:t>
       </w:r>
       <w:r>
         <w:t xml:space="preserve"> </w:t>
@@ -7863,16 +8066,7 @@
         <w:t xml:space="preserve">partida_presupuestaria</w:t>
       </w:r>
       <w:r>
-        <w:t xml:space="preserve"> </w:t>
-      </w:r>
-      <w:r>
-        <w:t xml:space="preserve">(col.</w:t>
-      </w:r>
-      <w:r>
-        <w:t xml:space="preserve"> </w:t>
-      </w:r>
-      <w:r>
-        <w:t xml:space="preserve">índice 9),</w:t>
+        <w:t xml:space="preserve">,</w:t>
       </w:r>
       <w:r>
         <w:t xml:space="preserve"> </w:t>
@@ -7944,7 +8138,80 @@
         <w:t xml:space="preserve">"SI"</w:t>
       </w:r>
       <w:r>
-        <w:t xml:space="preserve">→true).</w:t>
+        <w:t xml:space="preserve">→true). Las</w:t>
+      </w:r>
+      <w:r>
+        <w:t xml:space="preserve"> </w:t>
+      </w:r>
+      <w:r>
+        <w:rPr>
+          <w:b/>
+          <w:bCs/>
+        </w:rPr>
+        <w:t xml:space="preserve">dos</w:t>
+      </w:r>
+      <w:r>
+        <w:t xml:space="preserve"> </w:t>
+      </w:r>
+      <w:r>
+        <w:t xml:space="preserve">columnas homónimas</w:t>
+      </w:r>
+      <w:r>
+        <w:t xml:space="preserve"> </w:t>
+      </w:r>
+      <w:r>
+        <w:t xml:space="preserve">“PARTIDA INDIVIDUAL”</w:t>
+      </w:r>
+      <w:r>
+        <w:t xml:space="preserve"> </w:t>
+      </w:r>
+      <w:r>
+        <w:t xml:space="preserve">se resuelven con</w:t>
+      </w:r>
+      <w:r>
+        <w:t xml:space="preserve"> </w:t>
+      </w:r>
+      <w:r>
+        <w:rPr>
+          <w:rStyle w:val="VerbatimChar"/>
+        </w:rPr>
+        <w:t xml:space="preserve">array_keys($header, 'PARTIDA INDIVIDUAL')</w:t>
+      </w:r>
+      <w:r>
+        <w:t xml:space="preserve"> </w:t>
+      </w:r>
+      <w:r>
+        <w:t xml:space="preserve">calculado una vez al leer el encabezado (la 1ª =</w:t>
+      </w:r>
+      <w:r>
+        <w:t xml:space="preserve"> </w:t>
+      </w:r>
+      <w:r>
+        <w:rPr>
+          <w:rStyle w:val="VerbatimChar"/>
+        </w:rPr>
+        <w:t xml:space="preserve">partida_individual</w:t>
+      </w:r>
+      <w:r>
+        <w:t xml:space="preserve">, la 2ª =</w:t>
+      </w:r>
+      <w:r>
+        <w:t xml:space="preserve"> </w:t>
+      </w:r>
+      <w:r>
+        <w:rPr>
+          <w:rStyle w:val="VerbatimChar"/>
+        </w:rPr>
+        <w:t xml:space="preserve">partida_presupuestaria</w:t>
+      </w:r>
+      <w:r>
+        <w:t xml:space="preserve">). Si no aparecen exactamente esas dos</w:t>
+      </w:r>
+      <w:r>
+        <w:t xml:space="preserve"> </w:t>
+      </w:r>
+      <w:r>
+        <w:t xml:space="preserve">columnas → HTTP 422 explícito. Antes se asumían las posiciones fijas 0 y 9 en silencio.</w:t>
       </w:r>
     </w:p>
     <w:p>
@@ -7960,34 +8227,55 @@
           <w:b/>
           <w:bCs/>
         </w:rPr>
-        <w:t xml:space="preserve">RN-47</w:t>
-      </w:r>
-      <w:r>
-        <w:t xml:space="preserve"> </w:t>
-      </w:r>
-      <w:r>
-        <w:t xml:space="preserve">— Es</w:t>
-      </w:r>
-      <w:r>
-        <w:t xml:space="preserve"> </w:t>
-      </w:r>
-      <w:r>
-        <w:t xml:space="preserve">“mejor esfuerzo”</w:t>
-      </w:r>
-      <w:r>
-        <w:t xml:space="preserve">: actualiza lo que puede y devuelve</w:t>
-      </w:r>
-      <w:r>
-        <w:t xml:space="preserve"> </w:t>
-      </w:r>
-      <w:r>
-        <w:rPr>
-          <w:rStyle w:val="VerbatimChar"/>
-        </w:rPr>
-        <w:t xml:space="preserve">{ actualizados, no_encontrados[], errores[] }</w:t>
-      </w:r>
-      <w:r>
-        <w:t xml:space="preserve">.</w:t>
+        <w:t xml:space="preserve">RN-47 (2026-09-02)</w:t>
+      </w:r>
+      <w:r>
+        <w:t xml:space="preserve"> </w:t>
+      </w:r>
+      <w:r>
+        <w:t xml:space="preserve">— Todo el loop corre dentro de</w:t>
+      </w:r>
+      <w:r>
+        <w:t xml:space="preserve"> </w:t>
+      </w:r>
+      <w:r>
+        <w:rPr>
+          <w:rStyle w:val="VerbatimChar"/>
+        </w:rPr>
+        <w:t xml:space="preserve">DB::beginTransaction()</w:t>
+      </w:r>
+      <w:r>
+        <w:t xml:space="preserve"> </w:t>
+      </w:r>
+      <w:r>
+        <w:t xml:space="preserve">/</w:t>
+      </w:r>
+      <w:r>
+        <w:t xml:space="preserve"> </w:t>
+      </w:r>
+      <w:r>
+        <w:rPr>
+          <w:rStyle w:val="VerbatimChar"/>
+        </w:rPr>
+        <w:t xml:space="preserve">commit()</w:t>
+      </w:r>
+      <w:r>
+        <w:t xml:space="preserve"> </w:t>
+      </w:r>
+      <w:r>
+        <w:t xml:space="preserve">/</w:t>
+      </w:r>
+      <w:r>
+        <w:t xml:space="preserve"> </w:t>
+      </w:r>
+      <w:r>
+        <w:rPr>
+          <w:rStyle w:val="VerbatimChar"/>
+        </w:rPr>
+        <w:t xml:space="preserve">rollBack()</w:t>
+      </w:r>
+      <w:r>
+        <w:t xml:space="preserve">: si el proceso se corta a mitad,</w:t>
       </w:r>
       <w:r>
         <w:t xml:space="preserve"> </w:t>
@@ -7997,13 +8285,88 @@
           <w:b/>
           <w:bCs/>
         </w:rPr>
-        <w:t xml:space="preserve">No</w:t>
-      </w:r>
-      <w:r>
-        <w:t xml:space="preserve"> </w:t>
-      </w:r>
-      <w:r>
-        <w:t xml:space="preserve">es transaccional.</w:t>
+        <w:t xml:space="preserve">no queda nada aplicado</w:t>
+      </w:r>
+      <w:r>
+        <w:t xml:space="preserve">. Dentro, sigue el</w:t>
+      </w:r>
+      <w:r>
+        <w:t xml:space="preserve"> </w:t>
+      </w:r>
+      <w:r>
+        <w:t xml:space="preserve">criterio</w:t>
+      </w:r>
+      <w:r>
+        <w:t xml:space="preserve"> </w:t>
+      </w:r>
+      <w:r>
+        <w:t xml:space="preserve">“mejor esfuerzo”</w:t>
+      </w:r>
+      <w:r>
+        <w:t xml:space="preserve">: los errores por fila (empleado no encontrado,</w:t>
+      </w:r>
+      <w:r>
+        <w:t xml:space="preserve"> </w:t>
+      </w:r>
+      <w:r>
+        <w:rPr>
+          <w:rStyle w:val="VerbatimChar"/>
+        </w:rPr>
+        <w:t xml:space="preserve">update()</w:t>
+      </w:r>
+      <w:r>
+        <w:t xml:space="preserve"> </w:t>
+      </w:r>
+      <w:r>
+        <w:t xml:space="preserve">fallido) se</w:t>
+      </w:r>
+      <w:r>
+        <w:t xml:space="preserve"> </w:t>
+      </w:r>
+      <w:r>
+        <w:t xml:space="preserve">capturan y reportan en</w:t>
+      </w:r>
+      <w:r>
+        <w:t xml:space="preserve"> </w:t>
+      </w:r>
+      <w:r>
+        <w:rPr>
+          <w:rStyle w:val="VerbatimChar"/>
+        </w:rPr>
+        <w:t xml:space="preserve">errores[]</w:t>
+      </w:r>
+      <w:r>
+        <w:t xml:space="preserve"> </w:t>
+      </w:r>
+      <w:r>
+        <w:t xml:space="preserve">/</w:t>
+      </w:r>
+      <w:r>
+        <w:t xml:space="preserve"> </w:t>
+      </w:r>
+      <w:r>
+        <w:rPr>
+          <w:rStyle w:val="VerbatimChar"/>
+        </w:rPr>
+        <w:t xml:space="preserve">no_encontrados[]</w:t>
+      </w:r>
+      <w:r>
+        <w:t xml:space="preserve"> </w:t>
+      </w:r>
+      <w:r>
+        <w:t xml:space="preserve">sin abortar el resto del archivo. Devuelve</w:t>
+      </w:r>
+      <w:r>
+        <w:t xml:space="preserve"> </w:t>
+      </w:r>
+      <w:r>
+        <w:rPr>
+          <w:rStyle w:val="VerbatimChar"/>
+        </w:rPr>
+        <w:t xml:space="preserve">{ actualizados, no_encontrados[], errores[] }</w:t>
+      </w:r>
+      <w:r>
+        <w:t xml:space="preserve">.</w:t>
       </w:r>
     </w:p>
     <w:p>
@@ -8019,13 +8382,40 @@
           <w:b/>
           <w:bCs/>
         </w:rPr>
-        <w:t xml:space="preserve">RN-48</w:t>
-      </w:r>
-      <w:r>
-        <w:t xml:space="preserve"> </w:t>
-      </w:r>
-      <w:r>
-        <w:t xml:space="preserve">— No audita.</w:t>
+        <w:t xml:space="preserve">RN-48 (2026-09-02)</w:t>
+      </w:r>
+      <w:r>
+        <w:t xml:space="preserve"> </w:t>
+      </w:r>
+      <w:r>
+        <w:t xml:space="preserve">— Registra</w:t>
+      </w:r>
+      <w:r>
+        <w:t xml:space="preserve"> </w:t>
+      </w:r>
+      <w:r>
+        <w:rPr>
+          <w:rStyle w:val="VerbatimChar"/>
+        </w:rPr>
+        <w:t xml:space="preserve">IMPORTACION_DISTRIBUTIVO</w:t>
+      </w:r>
+      <w:r>
+        <w:t xml:space="preserve"> </w:t>
+      </w:r>
+      <w:r>
+        <w:t xml:space="preserve">en</w:t>
+      </w:r>
+      <w:r>
+        <w:t xml:space="preserve"> </w:t>
+      </w:r>
+      <w:r>
+        <w:rPr>
+          <w:rStyle w:val="VerbatimChar"/>
+        </w:rPr>
+        <w:t xml:space="preserve">nom_auditoria_log</w:t>
+      </w:r>
+      <w:r>
+        <w:t xml:space="preserve">. Antes no auditaba.</w:t>
       </w:r>
     </w:p>
     <w:bookmarkEnd w:id="27"/>
@@ -8248,7 +8638,7 @@
           <w:b/>
           <w:bCs/>
         </w:rPr>
-        <w:t xml:space="preserve">RN-51</w:t>
+        <w:t xml:space="preserve">RN-51 (2026-09-01)</w:t>
       </w:r>
       <w:r>
         <w:t xml:space="preserve"> </w:t>
@@ -8278,13 +8668,13 @@
         <w:t xml:space="preserve">GET /api/departamentos</w:t>
       </w:r>
       <w:r>
-        <w:t xml:space="preserve">): todos los departamentos ordenados por</w:t>
-      </w:r>
-      <w:r>
-        <w:t xml:space="preserve"> </w:t>
-      </w:r>
-      <w:r>
-        <w:t xml:space="preserve">nombre (este endpoint</w:t>
+        <w:t xml:space="preserve">): departamentos ordenados por</w:t>
+      </w:r>
+      <w:r>
+        <w:t xml:space="preserve"> </w:t>
+      </w:r>
+      <w:r>
+        <w:t xml:space="preserve">nombre,</w:t>
       </w:r>
       <w:r>
         <w:t xml:space="preserve"> </w:t>
@@ -8294,22 +8684,28 @@
           <w:b/>
           <w:bCs/>
         </w:rPr>
-        <w:t xml:space="preserve">no</w:t>
-      </w:r>
-      <w:r>
-        <w:t xml:space="preserve"> </w:t>
-      </w:r>
-      <w:r>
-        <w:t xml:space="preserve">excluye el 999 — el filtro 999 vive en</w:t>
-      </w:r>
-      <w:r>
-        <w:t xml:space="preserve"> </w:t>
-      </w:r>
-      <w:r>
-        <w:rPr>
-          <w:rStyle w:val="VerbatimChar"/>
-        </w:rPr>
-        <w:t xml:space="preserve">Admin/DepartamentoController</w:t>
+        <w:t xml:space="preserve">excluyendo el 999</w:t>
+      </w:r>
+      <w:r>
+        <w:t xml:space="preserve"> </w:t>
+      </w:r>
+      <w:r>
+        <w:t xml:space="preserve">(antes lo incluía — este endpoint quedó fuera de la corrección del</w:t>
+      </w:r>
+      <w:r>
+        <w:t xml:space="preserve"> </w:t>
+      </w:r>
+      <w:r>
+        <w:t xml:space="preserve">2026-08-17 a</w:t>
+      </w:r>
+      <w:r>
+        <w:t xml:space="preserve"> </w:t>
+      </w:r>
+      <w:r>
+        <w:rPr>
+          <w:rStyle w:val="VerbatimChar"/>
+        </w:rPr>
+        <w:t xml:space="preserve">Admin/DepartamentoController::index()</w:t>
       </w:r>
       <w:r>
         <w:t xml:space="preserve">).</w:t>
@@ -12173,36 +12569,42 @@
               <w:pStyle w:val="Compact"/>
             </w:pPr>
             <w:r>
+              <w:t xml:space="preserve">Dos altas simultáneas (dos admins, o alta + importación)</w:t>
+            </w:r>
+          </w:p>
+        </w:tc>
+        <w:tc>
+          <w:tcPr/>
+          <w:p>
+            <w:pPr>
+              <w:pStyle w:val="Compact"/>
+            </w:pPr>
+            <w:r>
               <w:rPr>
                 <w:rStyle w:val="VerbatimChar"/>
               </w:rPr>
-              <w:t xml:space="preserve">max(id_emp)</w:t>
+              <w:t xml:space="preserve">Empleado::generarSiguienteId()</w:t>
             </w:r>
             <w:r>
               <w:t xml:space="preserve"> </w:t>
             </w:r>
             <w:r>
-              <w:t xml:space="preserve">no es numérico puro</w:t>
-            </w:r>
-          </w:p>
-        </w:tc>
-        <w:tc>
-          <w:tcPr/>
-          <w:p>
-            <w:pPr>
-              <w:pStyle w:val="Compact"/>
-            </w:pPr>
+              <w:t xml:space="preserve">serializa con</w:t>
+            </w:r>
+            <w:r>
+              <w:t xml:space="preserve"> </w:t>
+            </w:r>
             <w:r>
               <w:rPr>
                 <w:rStyle w:val="VerbatimChar"/>
               </w:rPr>
-              <w:t xml:space="preserve">generarIdEmp</w:t>
+              <w:t xml:space="preserve">pg_advisory_xact_lock()</w:t>
             </w:r>
             <w:r>
               <w:t xml:space="preserve"> </w:t>
             </w:r>
             <w:r>
-              <w:t xml:space="preserve">hace</w:t>
+              <w:t xml:space="preserve">dentro de la transacción de</w:t>
             </w:r>
             <w:r>
               <w:t xml:space="preserve"> </w:t>
@@ -12211,20 +12613,13 @@
               <w:rPr>
                 <w:rStyle w:val="VerbatimChar"/>
               </w:rPr>
-              <w:t xml:space="preserve">(int) $ultimo + 1</w:t>
-            </w:r>
-            <w:r>
-              <w:t xml:space="preserve">; si la tabla tiene basura no numérica el correlativo puede colisionar.</w:t>
+              <w:t xml:space="preserve">store()</w:t>
             </w:r>
             <w:r>
               <w:t xml:space="preserve"> </w:t>
             </w:r>
             <w:r>
-              <w:rPr>
-                <w:i/>
-                <w:iCs/>
-              </w:rPr>
-              <w:t xml:space="preserve">(Deuda, §10.)</w:t>
+              <w:t xml:space="preserve">(2026-09-01) — ya no chocan contra la PK.</w:t>
             </w:r>
           </w:p>
         </w:tc>
@@ -12417,7 +12812,7 @@
               <w:pStyle w:val="Compact"/>
             </w:pPr>
             <w:r>
-              <w:t xml:space="preserve">Idempotente: queda INACTIVO; no toca</w:t>
+              <w:t xml:space="preserve">Idempotente: queda INACTIVO +</w:t>
             </w:r>
             <w:r>
               <w:t xml:space="preserve"> </w:t>
@@ -12426,13 +12821,13 @@
               <w:rPr>
                 <w:rStyle w:val="VerbatimChar"/>
               </w:rPr>
-              <w:t xml:space="preserve">estado_puesto</w:t>
+              <w:t xml:space="preserve">estado_puesto = DISPONIBLE</w:t>
             </w:r>
             <w:r>
               <w:t xml:space="preserve"> </w:t>
             </w:r>
             <w:r>
-              <w:t xml:space="preserve">(a diferencia de</w:t>
+              <w:t xml:space="preserve">+ auditoría</w:t>
             </w:r>
             <w:r>
               <w:t xml:space="preserve"> </w:t>
@@ -12441,10 +12836,13 @@
               <w:rPr>
                 <w:rStyle w:val="VerbatimChar"/>
               </w:rPr>
-              <w:t xml:space="preserve">update</w:t>
-            </w:r>
-            <w:r>
-              <w:t xml:space="preserve">).</w:t>
+              <w:t xml:space="preserve">DESACTIVAR</w:t>
+            </w:r>
+            <w:r>
+              <w:t xml:space="preserve"> </w:t>
+            </w:r>
+            <w:r>
+              <w:t xml:space="preserve">(2026-09-01).</w:t>
             </w:r>
           </w:p>
         </w:tc>
@@ -12564,31 +12962,16 @@
               </w:rPr>
               <w:t xml:space="preserve">eliminarDocSustituta</w:t>
             </w:r>
-            <w:r>
-              <w:t xml:space="preserve"> </w:t>
-            </w:r>
-            <w:r>
-              <w:t xml:space="preserve">deja</w:t>
-            </w:r>
-            <w:r>
-              <w:t xml:space="preserve"> </w:t>
-            </w:r>
-            <w:r>
-              <w:rPr>
-                <w:rStyle w:val="VerbatimChar"/>
-              </w:rPr>
-              <w:t xml:space="preserve">tiene_persona_sustituta = true</w:t>
-            </w:r>
-          </w:p>
-        </w:tc>
-        <w:tc>
-          <w:tcPr/>
-          <w:p>
-            <w:pPr>
-              <w:pStyle w:val="Compact"/>
-            </w:pPr>
-            <w:r>
-              <w:t xml:space="preserve">Sí (deuda §10) — el flag queda</w:t>
+          </w:p>
+        </w:tc>
+        <w:tc>
+          <w:tcPr/>
+          <w:p>
+            <w:pPr>
+              <w:pStyle w:val="Compact"/>
+            </w:pPr>
+            <w:r>
+              <w:t xml:space="preserve">Limpia los 4 campos de sustituta juntos (2026-09-01) — el flag ya no queda</w:t>
             </w:r>
             <w:r>
               <w:t xml:space="preserve"> </w:t>
@@ -12837,32 +13220,53 @@
         </w:numPr>
       </w:pPr>
       <w:r>
-        <w:rPr>
-          <w:rStyle w:val="VerbatimChar"/>
+        <w:t xml:space="preserve">✅</w:t>
+      </w:r>
+      <w:r>
+        <w:t xml:space="preserve"> </w:t>
+      </w:r>
+      <w:r>
+        <w:rPr>
           <w:b/>
           <w:bCs/>
         </w:rPr>
+        <w:t xml:space="preserve">RESUELTO (2026-09-01)</w:t>
+      </w:r>
+      <w:r>
+        <w:t xml:space="preserve"> </w:t>
+      </w:r>
+      <w:r>
+        <w:t xml:space="preserve">—</w:t>
+      </w:r>
+      <w:r>
+        <w:t xml:space="preserve"> </w:t>
+      </w:r>
+      <w:r>
+        <w:rPr>
+          <w:rStyle w:val="VerbatimChar"/>
+        </w:rPr>
         <w:t xml:space="preserve">destroy</w:t>
       </w:r>
       <w:r>
-        <w:rPr>
-          <w:b/>
-          <w:bCs/>
-        </w:rPr>
-        <w:t xml:space="preserve"> </w:t>
-      </w:r>
-      <w:r>
-        <w:rPr>
-          <w:b/>
-          <w:bCs/>
-        </w:rPr>
-        <w:t xml:space="preserve">no audita</w:t>
-      </w:r>
-      <w:r>
-        <w:t xml:space="preserve"> </w:t>
-      </w:r>
-      <w:r>
-        <w:t xml:space="preserve">y no fuerza</w:t>
+        <w:t xml:space="preserve"> </w:t>
+      </w:r>
+      <w:r>
+        <w:t xml:space="preserve">ahora audita</w:t>
+      </w:r>
+      <w:r>
+        <w:t xml:space="preserve"> </w:t>
+      </w:r>
+      <w:r>
+        <w:rPr>
+          <w:rStyle w:val="VerbatimChar"/>
+        </w:rPr>
+        <w:t xml:space="preserve">DESACTIVAR</w:t>
+      </w:r>
+      <w:r>
+        <w:t xml:space="preserve"> </w:t>
+      </w:r>
+      <w:r>
+        <w:t xml:space="preserve">y fuerza</w:t>
       </w:r>
       <w:r>
         <w:t xml:space="preserve"> </w:t>
@@ -12877,7 +13281,7 @@
         <w:t xml:space="preserve"> </w:t>
       </w:r>
       <w:r>
-        <w:t xml:space="preserve">(incoherente con</w:t>
+        <w:t xml:space="preserve">(coherente con</w:t>
       </w:r>
       <w:r>
         <w:t xml:space="preserve"> </w:t>
@@ -12890,16 +13294,6 @@
       </w:r>
       <w:r>
         <w:t xml:space="preserve">).</w:t>
-      </w:r>
-      <w:r>
-        <w:t xml:space="preserve"> </w:t>
-      </w:r>
-      <w:r>
-        <w:rPr>
-          <w:i/>
-          <w:iCs/>
-        </w:rPr>
-        <w:t xml:space="preserve">(abierto)</w:t>
       </w:r>
     </w:p>
     <w:p>
@@ -12911,18 +13305,65 @@
         </w:numPr>
       </w:pPr>
       <w:r>
-        <w:rPr>
-          <w:rStyle w:val="VerbatimChar"/>
+        <w:t xml:space="preserve">✅</w:t>
+      </w:r>
+      <w:r>
+        <w:t xml:space="preserve"> </w:t>
+      </w:r>
+      <w:r>
+        <w:rPr>
           <w:b/>
           <w:bCs/>
         </w:rPr>
+        <w:t xml:space="preserve">RESUELTO (2026-09-01)</w:t>
+      </w:r>
+      <w:r>
+        <w:t xml:space="preserve"> </w:t>
+      </w:r>
+      <w:r>
+        <w:t xml:space="preserve">—</w:t>
+      </w:r>
+      <w:r>
+        <w:t xml:space="preserve"> </w:t>
+      </w:r>
+      <w:r>
+        <w:rPr>
+          <w:rStyle w:val="VerbatimChar"/>
+        </w:rPr>
         <w:t xml:space="preserve">eliminarDocSustituta</w:t>
       </w:r>
       <w:r>
         <w:t xml:space="preserve"> </w:t>
       </w:r>
       <w:r>
-        <w:t xml:space="preserve">no apaga</w:t>
+        <w:t xml:space="preserve">limpia los 4 campos de sustituta juntos</w:t>
+      </w:r>
+      <w:r>
+        <w:t xml:space="preserve"> </w:t>
+      </w:r>
+      <w:r>
+        <w:t xml:space="preserve">(</w:t>
+      </w:r>
+      <w:r>
+        <w:rPr>
+          <w:rStyle w:val="VerbatimChar"/>
+        </w:rPr>
+        <w:t xml:space="preserve">sustituta_alfresco_id</w:t>
+      </w:r>
+      <w:r>
+        <w:t xml:space="preserve">,</w:t>
+      </w:r>
+      <w:r>
+        <w:t xml:space="preserve"> </w:t>
+      </w:r>
+      <w:r>
+        <w:rPr>
+          <w:rStyle w:val="VerbatimChar"/>
+        </w:rPr>
+        <w:t xml:space="preserve">sustituta_nombre_archivo</w:t>
+      </w:r>
+      <w:r>
+        <w:t xml:space="preserve">,</w:t>
       </w:r>
       <w:r>
         <w:t xml:space="preserve"> </w:t>
@@ -12934,10 +13375,7 @@
         <w:t xml:space="preserve">tiene_persona_sustituta</w:t>
       </w:r>
       <w:r>
-        <w:t xml:space="preserve"> </w:t>
-      </w:r>
-      <w:r>
-        <w:t xml:space="preserve">ni limpia</w:t>
+        <w:t xml:space="preserve">,</w:t>
       </w:r>
       <w:r>
         <w:t xml:space="preserve"> </w:t>
@@ -12949,7 +13387,7 @@
         <w:t xml:space="preserve">sustituta_fecha_caducidad</w:t>
       </w:r>
       <w:r>
-        <w:t xml:space="preserve">.</w:t>
+        <w:t xml:space="preserve">).</w:t>
       </w:r>
     </w:p>
     <w:p>
@@ -12961,24 +13399,119 @@
         </w:numPr>
       </w:pPr>
       <w:r>
-        <w:rPr>
-          <w:rStyle w:val="VerbatimChar"/>
+        <w:t xml:space="preserve">✅</w:t>
+      </w:r>
+      <w:r>
+        <w:t xml:space="preserve"> </w:t>
+      </w:r>
+      <w:r>
+        <w:rPr>
           <w:b/>
           <w:bCs/>
         </w:rPr>
+        <w:t xml:space="preserve">RESUELTO (2026-09-02)</w:t>
+      </w:r>
+      <w:r>
+        <w:t xml:space="preserve"> </w:t>
+      </w:r>
+      <w:r>
+        <w:t xml:space="preserve">—</w:t>
+      </w:r>
+      <w:r>
+        <w:t xml:space="preserve"> </w:t>
+      </w:r>
+      <w:r>
+        <w:rPr>
+          <w:rStyle w:val="VerbatimChar"/>
+        </w:rPr>
         <w:t xml:space="preserve">importarDistributivo</w:t>
       </w:r>
       <w:r>
-        <w:t xml:space="preserve"> </w:t>
-      </w:r>
-      <w:r>
-        <w:t xml:space="preserve">no es transaccional ni audita; usa índices de columna fijos (0 y 9)</w:t>
-      </w:r>
-      <w:r>
-        <w:t xml:space="preserve"> </w:t>
-      </w:r>
-      <w:r>
-        <w:t xml:space="preserve">frágiles ante cambios del CSV.</w:t>
+        <w:t xml:space="preserve">: ahora transaccional</w:t>
+      </w:r>
+      <w:r>
+        <w:t xml:space="preserve"> </w:t>
+      </w:r>
+      <w:r>
+        <w:t xml:space="preserve">(</w:t>
+      </w:r>
+      <w:r>
+        <w:rPr>
+          <w:rStyle w:val="VerbatimChar"/>
+        </w:rPr>
+        <w:t xml:space="preserve">DB::beginTransaction</w:t>
+      </w:r>
+      <w:r>
+        <w:t xml:space="preserve">/</w:t>
+      </w:r>
+      <w:r>
+        <w:rPr>
+          <w:rStyle w:val="VerbatimChar"/>
+        </w:rPr>
+        <w:t xml:space="preserve">commit</w:t>
+      </w:r>
+      <w:r>
+        <w:t xml:space="preserve">/</w:t>
+      </w:r>
+      <w:r>
+        <w:rPr>
+          <w:rStyle w:val="VerbatimChar"/>
+        </w:rPr>
+        <w:t xml:space="preserve">rollBack</w:t>
+      </w:r>
+      <w:r>
+        <w:t xml:space="preserve">), audita</w:t>
+      </w:r>
+      <w:r>
+        <w:t xml:space="preserve"> </w:t>
+      </w:r>
+      <w:r>
+        <w:rPr>
+          <w:rStyle w:val="VerbatimChar"/>
+        </w:rPr>
+        <w:t xml:space="preserve">IMPORTACION_DISTRIBUTIVO</w:t>
+      </w:r>
+      <w:r>
+        <w:t xml:space="preserve">, y las dos columnas</w:t>
+      </w:r>
+      <w:r>
+        <w:t xml:space="preserve"> </w:t>
+      </w:r>
+      <w:r>
+        <w:t xml:space="preserve">homónimas</w:t>
+      </w:r>
+      <w:r>
+        <w:t xml:space="preserve"> </w:t>
+      </w:r>
+      <w:r>
+        <w:t xml:space="preserve">“PARTIDA INDIVIDUAL”</w:t>
+      </w:r>
+      <w:r>
+        <w:t xml:space="preserve"> </w:t>
+      </w:r>
+      <w:r>
+        <w:t xml:space="preserve">se resuelven con</w:t>
+      </w:r>
+      <w:r>
+        <w:t xml:space="preserve"> </w:t>
+      </w:r>
+      <w:r>
+        <w:rPr>
+          <w:rStyle w:val="VerbatimChar"/>
+        </w:rPr>
+        <w:t xml:space="preserve">array_keys($header, ...)</w:t>
+      </w:r>
+      <w:r>
+        <w:t xml:space="preserve"> </w:t>
+      </w:r>
+      <w:r>
+        <w:t xml:space="preserve">+ 422 si no aparecen</w:t>
+      </w:r>
+      <w:r>
+        <w:t xml:space="preserve"> </w:t>
+      </w:r>
+      <w:r>
+        <w:t xml:space="preserve">(antes índices fijos 0 y 9).</w:t>
       </w:r>
     </w:p>
     <w:p>
@@ -12990,39 +13523,77 @@
         </w:numPr>
       </w:pPr>
       <w:r>
-        <w:rPr>
-          <w:rStyle w:val="VerbatimChar"/>
+        <w:t xml:space="preserve">✅</w:t>
+      </w:r>
+      <w:r>
+        <w:t xml:space="preserve"> </w:t>
+      </w:r>
+      <w:r>
+        <w:rPr>
           <w:b/>
           <w:bCs/>
         </w:rPr>
-        <w:t xml:space="preserve">generarIdEmp</w:t>
-      </w:r>
-      <w:r>
-        <w:t xml:space="preserve"> </w:t>
-      </w:r>
-      <w:r>
-        <w:t xml:space="preserve">asume que</w:t>
-      </w:r>
-      <w:r>
-        <w:t xml:space="preserve"> </w:t>
-      </w:r>
-      <w:r>
-        <w:rPr>
-          <w:rStyle w:val="VerbatimChar"/>
-        </w:rPr>
-        <w:t xml:space="preserve">id_emp</w:t>
-      </w:r>
-      <w:r>
-        <w:t xml:space="preserve"> </w:t>
-      </w:r>
-      <w:r>
-        <w:t xml:space="preserve">es numérico convertible; sin bloqueo/transacción hay riesgo</w:t>
-      </w:r>
-      <w:r>
-        <w:t xml:space="preserve"> </w:t>
-      </w:r>
-      <w:r>
-        <w:t xml:space="preserve">de colisión con altas concurrentes.</w:t>
+        <w:t xml:space="preserve">RESUELTO (2026-09-01)</w:t>
+      </w:r>
+      <w:r>
+        <w:t xml:space="preserve"> </w:t>
+      </w:r>
+      <w:r>
+        <w:t xml:space="preserve">—</w:t>
+      </w:r>
+      <w:r>
+        <w:t xml:space="preserve"> </w:t>
+      </w:r>
+      <w:r>
+        <w:rPr>
+          <w:rStyle w:val="VerbatimChar"/>
+        </w:rPr>
+        <w:t xml:space="preserve">Empleado::generarSiguienteId()</w:t>
+      </w:r>
+      <w:r>
+        <w:t xml:space="preserve"> </w:t>
+      </w:r>
+      <w:r>
+        <w:t xml:space="preserve">(nuevo) con</w:t>
+      </w:r>
+      <w:r>
+        <w:t xml:space="preserve"> </w:t>
+      </w:r>
+      <w:r>
+        <w:rPr>
+          <w:rStyle w:val="VerbatimChar"/>
+        </w:rPr>
+        <w:t xml:space="preserve">pg_advisory_xact_lock()</w:t>
+      </w:r>
+      <w:r>
+        <w:t xml:space="preserve"> </w:t>
+      </w:r>
+      <w:r>
+        <w:t xml:space="preserve">dentro de la transacción de</w:t>
+      </w:r>
+      <w:r>
+        <w:t xml:space="preserve"> </w:t>
+      </w:r>
+      <w:r>
+        <w:rPr>
+          <w:rStyle w:val="VerbatimChar"/>
+        </w:rPr>
+        <w:t xml:space="preserve">store()</w:t>
+      </w:r>
+      <w:r>
+        <w:t xml:space="preserve">; también usado por</w:t>
+      </w:r>
+      <w:r>
+        <w:t xml:space="preserve"> </w:t>
+      </w:r>
+      <w:r>
+        <w:rPr>
+          <w:rStyle w:val="VerbatimChar"/>
+        </w:rPr>
+        <w:t xml:space="preserve">ImportacionController::importar()</w:t>
+      </w:r>
+      <w:r>
+        <w:t xml:space="preserve">.</w:t>
       </w:r>
     </w:p>
     <w:p>
@@ -13034,53 +13605,113 @@
         </w:numPr>
       </w:pPr>
       <w:r>
-        <w:rPr>
-          <w:rStyle w:val="VerbatimChar"/>
+        <w:t xml:space="preserve">✅</w:t>
+      </w:r>
+      <w:r>
+        <w:t xml:space="preserve"> </w:t>
+      </w:r>
+      <w:r>
+        <w:rPr>
           <w:b/>
           <w:bCs/>
         </w:rPr>
+        <w:t xml:space="preserve">RESUELTO (2026-09-01)</w:t>
+      </w:r>
+      <w:r>
+        <w:t xml:space="preserve"> </w:t>
+      </w:r>
+      <w:r>
+        <w:t xml:space="preserve">—</w:t>
+      </w:r>
+      <w:r>
+        <w:t xml:space="preserve"> </w:t>
+      </w:r>
+      <w:r>
+        <w:rPr>
+          <w:rStyle w:val="VerbatimChar"/>
+        </w:rPr>
         <w:t xml:space="preserve">jornada_id</w:t>
       </w:r>
       <w:r>
-        <w:rPr>
-          <w:b/>
-          <w:bCs/>
-        </w:rPr>
-        <w:t xml:space="preserve"> </w:t>
-      </w:r>
-      <w:r>
-        <w:rPr>
-          <w:b/>
-          <w:bCs/>
-        </w:rPr>
-        <w:t xml:space="preserve">y</w:t>
-      </w:r>
-      <w:r>
-        <w:rPr>
-          <w:b/>
-          <w:bCs/>
-        </w:rPr>
-        <w:t xml:space="preserve"> </w:t>
-      </w:r>
-      <w:r>
-        <w:rPr>
-          <w:rStyle w:val="VerbatimChar"/>
-          <w:b/>
-          <w:bCs/>
+        <w:t xml:space="preserve"> </w:t>
+      </w:r>
+      <w:r>
+        <w:t xml:space="preserve">dejó de escribirse en</w:t>
+      </w:r>
+      <w:r>
+        <w:t xml:space="preserve"> </w:t>
+      </w:r>
+      <w:r>
+        <w:rPr>
+          <w:rStyle w:val="VerbatimChar"/>
+        </w:rPr>
+        <w:t xml:space="preserve">store()</w:t>
+      </w:r>
+      <w:r>
+        <w:t xml:space="preserve">/</w:t>
+      </w:r>
+      <w:r>
+        <w:rPr>
+          <w:rStyle w:val="VerbatimChar"/>
+        </w:rPr>
+        <w:t xml:space="preserve">update()</w:t>
+      </w:r>
+      <w:r>
+        <w:t xml:space="preserve"> </w:t>
+      </w:r>
+      <w:r>
+        <w:t xml:space="preserve">(era un</w:t>
+      </w:r>
+      <w:r>
+        <w:t xml:space="preserve"> </w:t>
+      </w:r>
+      <w:r>
+        <w:t xml:space="preserve">duplicado muerto de</w:t>
+      </w:r>
+      <w:r>
+        <w:t xml:space="preserve"> </w:t>
+      </w:r>
+      <w:r>
+        <w:rPr>
+          <w:rStyle w:val="VerbatimChar"/>
         </w:rPr>
         <w:t xml:space="preserve">id_jornada</w:t>
       </w:r>
       <w:r>
-        <w:t xml:space="preserve"> </w:t>
-      </w:r>
-      <w:r>
-        <w:t xml:space="preserve">coexisten; el código escribe ambas — revisar cuál usa realmente</w:t>
-      </w:r>
-      <w:r>
-        <w:t xml:space="preserve"> </w:t>
-      </w:r>
-      <w:r>
-        <w:t xml:space="preserve">el cálculo de asistencia (spec 03).</w:t>
+        <w:t xml:space="preserve">, que es el que alimenta la relación</w:t>
+      </w:r>
+      <w:r>
+        <w:t xml:space="preserve"> </w:t>
+      </w:r>
+      <w:r>
+        <w:rPr>
+          <w:rStyle w:val="VerbatimChar"/>
+        </w:rPr>
+        <w:t xml:space="preserve">jornada()</w:t>
+      </w:r>
+      <w:r>
+        <w:t xml:space="preserve"> </w:t>
+      </w:r>
+      <w:r>
+        <w:t xml:space="preserve">usada en Permisos</w:t>
+      </w:r>
+      <w:r>
+        <w:t xml:space="preserve"> </w:t>
+      </w:r>
+      <w:r>
+        <w:t xml:space="preserve">/ Horas Extras). La columna sigue en BD (sin cambio de schema), solo se dejó de escribir el</w:t>
+      </w:r>
+      <w:r>
+        <w:t xml:space="preserve"> </w:t>
+      </w:r>
+      <w:r>
+        <w:rPr>
+          <w:rStyle w:val="VerbatimChar"/>
+        </w:rPr>
+        <w:t xml:space="preserve">null</w:t>
+      </w:r>
+      <w:r>
+        <w:t xml:space="preserve">.</w:t>
       </w:r>
     </w:p>
     <w:p>
@@ -13092,30 +13723,38 @@
         </w:numPr>
       </w:pPr>
       <w:r>
-        <w:rPr>
-          <w:rStyle w:val="VerbatimChar"/>
+        <w:t xml:space="preserve">✅</w:t>
+      </w:r>
+      <w:r>
+        <w:t xml:space="preserve"> </w:t>
+      </w:r>
+      <w:r>
+        <w:rPr>
           <w:b/>
           <w:bCs/>
         </w:rPr>
-        <w:t xml:space="preserve">departamentos()</w:t>
-      </w:r>
-      <w:r>
-        <w:t xml:space="preserve"> </w:t>
-      </w:r>
-      <w:r>
-        <w:t xml:space="preserve">en este controlador no excluye el 999 (sí lo hace</w:t>
-      </w:r>
-      <w:r>
-        <w:t xml:space="preserve"> </w:t>
-      </w:r>
-      <w:r>
-        <w:rPr>
-          <w:rStyle w:val="VerbatimChar"/>
-        </w:rPr>
-        <w:t xml:space="preserve">Admin/DepartamentoController</w:t>
-      </w:r>
-      <w:r>
-        <w:t xml:space="preserve">).</w:t>
+        <w:t xml:space="preserve">RESUELTO (2026-09-01)</w:t>
+      </w:r>
+      <w:r>
+        <w:t xml:space="preserve"> </w:t>
+      </w:r>
+      <w:r>
+        <w:t xml:space="preserve">—</w:t>
+      </w:r>
+      <w:r>
+        <w:t xml:space="preserve"> </w:t>
+      </w:r>
+      <w:r>
+        <w:rPr>
+          <w:rStyle w:val="VerbatimChar"/>
+        </w:rPr>
+        <w:t xml:space="preserve">EmpleadoController::departamentos()</w:t>
+      </w:r>
+      <w:r>
+        <w:t xml:space="preserve"> </w:t>
+      </w:r>
+      <w:r>
+        <w:t xml:space="preserve">ahora excluye el 999.</w:t>
       </w:r>
     </w:p>
     <w:p>
@@ -13517,13 +14156,57 @@
         <w:rPr>
           <w:strike/>
         </w:rPr>
-        <w:t xml:space="preserve">¿Cerrar el acceso por rol a los sub-recursos (foto/hijos/sustituta/teletrabajo)?</w:t>
-      </w:r>
-      <w:r>
-        <w:t xml:space="preserve"> </w:t>
-      </w:r>
-      <w:r>
-        <w:t xml:space="preserve">✅ hecho 2026-09-01.</w:t>
+        <w:t xml:space="preserve">¿Cerrar los sub-recursos / auditar</w:t>
+      </w:r>
+      <w:r>
+        <w:rPr>
+          <w:strike/>
+        </w:rPr>
+        <w:t xml:space="preserve"> </w:t>
+      </w:r>
+      <w:r>
+        <w:rPr>
+          <w:rStyle w:val="VerbatimChar"/>
+          <w:strike/>
+        </w:rPr>
+        <w:t xml:space="preserve">destroy</w:t>
+      </w:r>
+      <w:r>
+        <w:rPr>
+          <w:strike/>
+        </w:rPr>
+        <w:t xml:space="preserve"> </w:t>
+      </w:r>
+      <w:r>
+        <w:rPr>
+          <w:strike/>
+        </w:rPr>
+        <w:t xml:space="preserve">/ unificar</w:t>
+      </w:r>
+      <w:r>
+        <w:rPr>
+          <w:strike/>
+        </w:rPr>
+        <w:t xml:space="preserve"> </w:t>
+      </w:r>
+      <w:r>
+        <w:rPr>
+          <w:rStyle w:val="VerbatimChar"/>
+          <w:strike/>
+        </w:rPr>
+        <w:t xml:space="preserve">jornada_id</w:t>
+      </w:r>
+      <w:r>
+        <w:rPr>
+          <w:strike/>
+        </w:rPr>
+        <w:t xml:space="preserve">?</w:t>
+      </w:r>
+      <w:r>
+        <w:t xml:space="preserve"> </w:t>
+      </w:r>
+      <w:r>
+        <w:t xml:space="preserve">✅ hechos 2026-09-01.</w:t>
       </w:r>
     </w:p>
     <w:p>
@@ -13547,22 +14230,7 @@
         <w:t xml:space="preserve"> </w:t>
       </w:r>
       <w:r>
-        <w:t xml:space="preserve">debería registrar auditoría</w:t>
-      </w:r>
-      <w:r>
-        <w:t xml:space="preserve"> </w:t>
-      </w:r>
-      <w:r>
-        <w:rPr>
-          <w:rStyle w:val="VerbatimChar"/>
-        </w:rPr>
-        <w:t xml:space="preserve">DESACTIVAR</w:t>
-      </w:r>
-      <w:r>
-        <w:t xml:space="preserve"> </w:t>
-      </w:r>
-      <w:r>
-        <w:t xml:space="preserve">y pedir</w:t>
+        <w:t xml:space="preserve">debería además pedir</w:t>
       </w:r>
       <w:r>
         <w:t xml:space="preserve"> </w:t>
@@ -13574,7 +14242,10 @@
         <w:t xml:space="preserve">motivo_salida</w:t>
       </w:r>
       <w:r>
-        <w:t xml:space="preserve">?</w:t>
+        <w:t xml:space="preserve"> </w:t>
+      </w:r>
+      <w:r>
+        <w:t xml:space="preserve">(hoy solo audita el cambio de estado)?</w:t>
       </w:r>
     </w:p>
     <w:p>
@@ -13586,7 +14257,7 @@
         </w:numPr>
       </w:pPr>
       <w:r>
-        <w:t xml:space="preserve">¿Unificar</w:t>
+        <w:t xml:space="preserve">¿Eliminar de la BD la columna</w:t>
       </w:r>
       <w:r>
         <w:t xml:space="preserve"> </w:t>
@@ -13601,22 +14272,7 @@
         <w:t xml:space="preserve"> </w:t>
       </w:r>
       <w:r>
-        <w:t xml:space="preserve">/</w:t>
-      </w:r>
-      <w:r>
-        <w:t xml:space="preserve"> </w:t>
-      </w:r>
-      <w:r>
-        <w:rPr>
-          <w:rStyle w:val="VerbatimChar"/>
-        </w:rPr>
-        <w:t xml:space="preserve">id_jornada</w:t>
-      </w:r>
-      <w:r>
-        <w:t xml:space="preserve"> </w:t>
-      </w:r>
-      <w:r>
-        <w:t xml:space="preserve">en una sola columna?</w:t>
+        <w:t xml:space="preserve">ya muerta (requiere migración)?</w:t>
       </w:r>
     </w:p>
     <w:p>
